--- a/S1-CL3-Cloud-Infrastructure-Improvement/assessments/AT1/AT1-Design-Student.docx
+++ b/S1-CL3-Cloud-Infrastructure-Improvement/assessments/AT1/AT1-Design-Student.docx
@@ -506,7 +506,7 @@
               <w:pStyle w:val="Assessortext"/>
             </w:pPr>
             <w:r>
-              <w:t>Students are assessed on analysing the cloud infrastructure of YAT's Ledgerline accounting system, designing a proportionate improvement to it, and obtaining sign-off to proceed to deployment. AT1 is the first of three assessment tasks in the S1-CL3 Cloud Infrastructure Improvement cluster.</w:t>
+              <w:t>Students are assessed on analysing the cloud infrastructure of YAT's Enrolline student records and enrolment management system, designing a proportionate improvement to it, and obtaining sign-off to proceed to deployment. AT1 is the first of three assessment tasks in the S1-CL3 Cloud Infrastructure Improvement cluster.</w:t>
             </w:r>
           </w:p>
           <w:p>
@@ -593,7 +593,7 @@
               <w:pStyle w:val="Assessortext"/>
             </w:pPr>
             <w:r>
-              <w:t>YAT College's offshore partnership in India has put a spotlight on the systems supporting it. Ledgerline — the finance and office-administration system — was migrated to AWS in an earlier engagement and has run there since, but it was migrated as-is: the whole workload sits in one availability zone and nothing has been revisited since cutover.</w:t>
+              <w:t>YAT College's offshore partnership in India has put a spotlight on the systems supporting it. Enrolline — the finance and office-administration system — was migrated to AWS in an earlier engagement and has run there since, but it was migrated as-is: the whole workload sits in one availability zone and nothing has been revisited since cutover.</w:t>
             </w:r>
           </w:p>
           <w:p>
@@ -601,7 +601,7 @@
               <w:pStyle w:val="Assessortext"/>
             </w:pPr>
             <w:r>
-              <w:t>MTS is engaged to confirm Ledgerline is stable, reliable, fit for purpose and compliant with the Indian regulatory requirements that now apply, and to improve it where it is not. What that improvement consists of is the student's analysis to make.</w:t>
+              <w:t>MTS is engaged to confirm Enrolline is stable, reliable, fit for purpose and compliant with the Indian regulatory requirements that now apply, and to improve it where it is not. What that improvement consists of is the student's analysis to make.</w:t>
             </w:r>
           </w:p>
           <w:p>
@@ -625,7 +625,7 @@
               <w:pStyle w:val="Assessortext"/>
             </w:pPr>
             <w:r>
-              <w:t>MTS scope: cloud infrastructure only. The Ledgerline application and its financial data are out of scope (IR-4), as is legal interpretation of the India obligations — the student designs to the compliance area's determination.</w:t>
+              <w:t>MTS scope: cloud infrastructure only. The Enrolline application and its financial data are out of scope (IR-4), as is legal interpretation of the India obligations — the student designs to the compliance area's determination.</w:t>
             </w:r>
           </w:p>
         </w:tc>
@@ -1299,7 +1299,7 @@
           </w:tcPr>
           <w:p>
             <w:r>
-              <w:t>D12 Knowledge (questions 1–3) — industry standards and standard products in the student's own design, where object storage is and is not the right answer, and what cloud adoption changed for Ledgerline</w:t>
+              <w:t>D12 Knowledge (questions 1–3) — industry standards and standard products in the student's own design, where object storage is and is not the right answer, and what cloud adoption changed for Enrolline</w:t>
             </w:r>
           </w:p>
         </w:tc>
@@ -1340,7 +1340,7 @@
           <w:i w:val="0"/>
           <w:sz w:val="21"/>
         </w:rPr>
-        <w:t>YAT College's offshore partnership in India has put a spotlight on the systems that support it. Ledgerline — YAT's finance and office-administration system — was migrated to AWS in an earlier engagement and has run there since, but it was migrated as-is: everything sits in one availability zone, and nothing has been revisited since the cutover.</w:t>
+        <w:t>YAT College's offshore partnership in India has put a spotlight on the systems that support it. Enrolline — YAT's student records and enrolment management system — was migrated to AWS in an earlier engagement and has run there since, but it was migrated as-is: everything sits in one availability zone, and nothing has been revisited since the cutover.</w:t>
       </w:r>
     </w:p>
     <w:p>
@@ -1353,7 +1353,7 @@
           <w:i w:val="0"/>
           <w:sz w:val="21"/>
         </w:rPr>
-        <w:t>You are an MTS Consultant on this engagement, reporting to Pat Lin (MTS Senior Consultant). Sam Walker (YAT ICT Manager) is your primary stakeholder, with YAT Finance as the business owner of the system.</w:t>
+        <w:t>Enrolline holds the enrolment record, student identity and USI, results, student fee invoicing and receipting, and the data YAT reports to NCVER. It is staff-facing — admissions, student services, faculty administration and compliance use it, and students hold no accounts. It is not the LMS, which delivers teaching, and it is not Ledgerline, which is the general ledger; Enrolline provisions students into the former and posts fee summaries to the latter.</w:t>
       </w:r>
     </w:p>
     <w:p>
@@ -1366,7 +1366,20 @@
           <w:i w:val="0"/>
           <w:sz w:val="21"/>
         </w:rPr>
-        <w:t>MTS has been engaged to confirm Ledgerline is stable, reliable, fit for purpose and compliant with the Indian regulatory requirements that now apply — and to improve it where it is not. What that improvement consists of is your analysis to make.</w:t>
+        <w:t>You are an MTS Consultant on this engagement, reporting to Pat Lin (MTS Senior Consultant). Sam Walker (YAT ICT Manager) is your primary stakeholder, with Jess Tran (YAT Registrar) as the business owner of the system.</w:t>
+      </w:r>
+    </w:p>
+    <w:p>
+      <w:pPr>
+        <w:spacing w:after="160"/>
+      </w:pPr>
+      <w:r>
+        <w:rPr>
+          <w:b w:val="0"/>
+          <w:i w:val="0"/>
+          <w:sz w:val="21"/>
+        </w:rPr>
+        <w:t>MTS has been engaged to confirm Enrolline is stable, reliable, fit for purpose and compliant with the Indian regulatory requirements that now apply — and to improve it where it is not. What that improvement consists of is your analysis to make.</w:t>
       </w:r>
     </w:p>
     <w:p>
@@ -1439,7 +1452,7 @@
             <w:color w:val="0563C1"/>
             <w:u w:val="single"/>
           </w:rPr>
-          <w:t>Accounting System Infrastructure Specifications — the current as-built environment</w:t>
+          <w:t>Enrolline Infrastructure Specifications — the current as-built environment</w:t>
         </w:r>
       </w:hyperlink>
     </w:p>
@@ -1461,7 +1474,7 @@
             <w:color w:val="0563C1"/>
             <w:u w:val="single"/>
           </w:rPr>
-          <w:t>Accounting System Application Specification — the workload, its users and its patterns</w:t>
+          <w:t>Enrolline Application Specification — the workload, its users and its patterns</w:t>
         </w:r>
       </w:hyperlink>
     </w:p>
@@ -1483,7 +1496,7 @@
             <w:color w:val="0563C1"/>
             <w:u w:val="single"/>
           </w:rPr>
-          <w:t>Accounting System Operational Costing — what the environment costs to run today</w:t>
+          <w:t>Enrolline Operational Costing — what the environment costs to run today</w:t>
         </w:r>
       </w:hyperlink>
     </w:p>
@@ -1567,7 +1580,20 @@
           <w:i w:val="0"/>
           <w:sz w:val="21"/>
         </w:rPr>
-        <w:t>There is no right answer waiting to be found. The Improvement Requirements are outcomes, not solutions, and IR-2 asks for improvements proportionate to an internal, business-hours finance system. Proposing every improvement available is not a better answer than proposing three you can justify — it is a worse one.</w:t>
+        <w:t>There is no right answer waiting to be found. The Improvement Requirements are outcomes, not solutions, and IR-2 asks for improvements proportionate to what this system actually is. Proposing every improvement available is not a better answer than proposing three you can justify — it is a worse one.</w:t>
+      </w:r>
+    </w:p>
+    <w:p>
+      <w:pPr>
+        <w:spacing w:after="160"/>
+      </w:pPr>
+      <w:r>
+        <w:rPr>
+          <w:b w:val="0"/>
+          <w:i w:val="0"/>
+          <w:sz w:val="21"/>
+        </w:rPr>
+        <w:t>Be careful what you take 'proportionate' to mean here. Enrolline is a staff-facing system that is idle overnight and quiet for most of the year — and for about six weeks of it, during the intake enrolment windows and census processing, the business cannot function without it and the deadlines are fixed outside YAT's control. Both of those are true at once. An answer that sizes the whole year to the quiet weeks, and an answer that sizes it to the busy ones, can each be defended; what cannot be defended is not noticing the difference.</w:t>
       </w:r>
     </w:p>
     <w:p>
@@ -1718,7 +1744,7 @@
                 <w:b w:val="0"/>
                 <w:sz w:val="19"/>
               </w:rPr>
-              <w:t>Ledgerline Finance &amp; Office Suite — general ledger, accounts payable and receivable, student fee billing, procurement and asset management. Internal back-office system; payroll is outsourced and does not run here.</w:t>
+              <w:t>Enrolline Student Management Suite — applications and offers, enrolment, student identity and USI verification, results, student fee invoicing and receipting, and AVETMISS compliance reporting. Staff-facing back-office system; students hold no accounts and submit applications through the public website.</w:t>
             </w:r>
           </w:p>
         </w:tc>
@@ -1761,7 +1787,7 @@
                 <w:b w:val="0"/>
                 <w:sz w:val="19"/>
               </w:rPr>
-              <w:t>internal only — staff reach it from campus over the Site-to-Site VPN. No public ingress.</w:t>
+              <w:t>reached through the load balancer over HTTP. A production front door for a student-records system would sit behind TLS and restricted ingress; this baseline stops short of that.</w:t>
             </w:r>
           </w:p>
         </w:tc>
@@ -1804,7 +1830,7 @@
                 <w:b w:val="0"/>
                 <w:sz w:val="19"/>
               </w:rPr>
-              <w:t>Amazon Linux on general-purpose burstable instances, in an Auto Scaling group with min 1 / desired 1 / max 2, in ledgerline-app-a only; target tracking on CPU at 70%</w:t>
+              <w:t>Amazon Linux on general-purpose burstable instances, in an Auto Scaling group with min 1 / desired 1 / max 2, in enrolline-app-a only; target tracking on CPU at 70%</w:t>
             </w:r>
           </w:p>
         </w:tc>
@@ -1847,7 +1873,7 @@
                 <w:b w:val="0"/>
                 <w:sz w:val="19"/>
               </w:rPr>
-              <w:t>Application Load Balancer across ledgerline-public-a and -b (a load balancer requires two zones), HTTP :80 to ledgerline-tg</w:t>
+              <w:t>Application Load Balancer across enrolline-public-a and -b (a load balancer requires two zones), HTTP :80 to enrolline-tg</w:t>
             </w:r>
           </w:p>
         </w:tc>
@@ -1890,7 +1916,7 @@
                 <w:b w:val="0"/>
                 <w:sz w:val="19"/>
               </w:rPr>
-              <w:t>Amazon RDS for PostgreSQL, single-AZ with no standby, gp3 20 GB, encrypted, 7-day backup retention, in ledgerline-data-a</w:t>
+              <w:t>Amazon RDS for PostgreSQL, single-AZ with no standby, gp3 20 GB, encrypted, 7-day backup retention, in enrolline-data-a</w:t>
             </w:r>
           </w:p>
         </w:tc>
@@ -1933,7 +1959,7 @@
                 <w:b w:val="0"/>
                 <w:sz w:val="19"/>
               </w:rPr>
-              <w:t>block storage only — the instance root volume and the database storage. No object storage is in use.</w:t>
+              <w:t>block storage for the instance root volume and the database, plus an Amazon S3 document store (yat-enrolline-documents) holding scanned student attachments — ID evidence, prior qualifications, USI evidence, support plans. ~26 GB, growing ~6 GB a year, versioned, encrypted, public access blocked, and no lifecycle configuration. Reached through the NAT gateway; there is no S3 VPC endpoint.</w:t>
             </w:r>
           </w:p>
         </w:tc>
@@ -1976,7 +2002,7 @@
                 <w:b w:val="0"/>
                 <w:sz w:val="19"/>
               </w:rPr>
-              <w:t>ledgerline-vpc 10.20.0.0/16; public-a/-b, app-a, data-a/-b; a single NAT gateway in ledgerline-public-a</w:t>
+              <w:t>enrolline-vpc 10.30.0.0/16; public-a/-b, app-a, data-a/-b; a single NAT gateway in enrolline-public-a. No VPC endpoints. No flow logs, no load-balancer access logs and no S3 access logging are configured.</w:t>
             </w:r>
           </w:p>
         </w:tc>
@@ -2019,7 +2045,7 @@
                 <w:b w:val="0"/>
                 <w:sz w:val="19"/>
               </w:rPr>
-              <w:t>ledgerline-alb-sg  HTTP 80 from anywhere  ·  ledgerline-app-sg  from the load balancer group  ·  ledgerline-db-sg  PostgreSQL 5432 from the app group only</w:t>
+              <w:t>enrolline-alb-sg  HTTP 80 from anywhere  ·  enrolline-app-sg  from the load balancer group  ·  enrolline-db-sg  PostgreSQL 5432 from the app group only</w:t>
             </w:r>
           </w:p>
         </w:tc>
@@ -2062,7 +2088,7 @@
                 <w:b w:val="0"/>
                 <w:sz w:val="19"/>
               </w:rPr>
-              <w:t>two alarms — ledgerline-unhealthy-hosts (any unhealthy target) and ledgerline-db-storage-low (free storage below 15%)</w:t>
+              <w:t>two alarms — enrolline-unhealthy-hosts (any unhealthy target) and enrolline-db-storage-low (free storage below 15%)</w:t>
             </w:r>
           </w:p>
         </w:tc>
@@ -2105,7 +2131,7 @@
                 <w:b w:val="0"/>
                 <w:sz w:val="19"/>
               </w:rPr>
-              <w:t>business hours only, Monday to Friday, roughly 07:30–18:00; effectively idle overnight and at weekends. Month-end close is the monthly peak at 45–55 concurrent users; end of financial year is the annual peak.</w:t>
+              <w:t>business hours only, Monday to Friday, roughly 08:00–18:00; effectively idle overnight and at weekends. Out of intake it carries 25–40 concurrent users. During an intake enrolment window — the first three weeks of February and of July — that rises to 90–110 and stays there; census processing about four weeks later is a second, shorter spike. The application tier is provisioned for that peak and held at that size all year.</w:t>
             </w:r>
           </w:p>
         </w:tc>
@@ -2148,7 +2174,7 @@
                 <w:b w:val="0"/>
                 <w:sz w:val="19"/>
               </w:rPr>
-              <w:t>99.5% business-hours service</w:t>
+              <w:t>99.5% business-hours service; the Registrar expects 99.9% during an intake enrolment window, because enrolment and census dates are fixed externally and work missed inside the window cannot be made up later</w:t>
             </w:r>
           </w:p>
         </w:tc>
@@ -2230,7 +2256,7 @@
           <w:color w:val="6B6660"/>
           <w:sz w:val="19"/>
         </w:rPr>
-        <w:t>Your work is the cloud infrastructure. The Ledgerline application and its financial data are out of scope (IR-4) — the application continues to run unchanged, and no financial data may be lost.</w:t>
+        <w:t>Your work is the cloud infrastructure. The Enrolline application and its student data are out of scope (IR-4) — the application continues to run unchanged, and no student record may be lost or altered. Student and assessment records carry a thirty-year retention obligation and are the evidence that a qualification was legitimately issued.</w:t>
       </w:r>
     </w:p>
     <w:p>
@@ -2252,7 +2278,7 @@
           <w:color w:val="C5613B"/>
           <w:sz w:val="19"/>
         </w:rPr>
-        <w:t>Instance and database classes throughout this environment are sized to what will actually launch in an AWS Academy Learner Lab, which caps what is available. Ledgerline's real finance workload would warrant considerably larger. Reason about sizing as you would at full scale — the reasoning is what is assessed, not the vCPU count.</w:t>
+        <w:t>Instance and database classes throughout this environment are sized to what will actually launch in an AWS Academy Learner Lab, which caps what is available. Enrolline's real intake-window load would warrant considerably larger. Reason about sizing as you would at full scale — the reasoning is what is assessed, not the vCPU count.</w:t>
       </w:r>
     </w:p>
     <w:p>
@@ -2323,7 +2349,7 @@
             <w:color w:val="0563C1"/>
             <w:u w:val="single"/>
           </w:rPr>
-          <w:t>Accounting System Infrastructure Specifications — the environment tier by tier</w:t>
+          <w:t>Enrolline Infrastructure Specifications — the environment tier by tier</w:t>
         </w:r>
       </w:hyperlink>
     </w:p>
@@ -2345,7 +2371,7 @@
             <w:color w:val="0563C1"/>
             <w:u w:val="single"/>
           </w:rPr>
-          <w:t>Accounting System Cloud Architecture — Baseline Design — how it was designed at migration, and why</w:t>
+          <w:t>Enrolline Cloud Architecture — Baseline Design — how it was designed at migration, and why</w:t>
         </w:r>
       </w:hyperlink>
     </w:p>
@@ -2882,7 +2908,7 @@
           <w:i w:val="0"/>
           <w:sz w:val="21"/>
         </w:rPr>
-        <w:t>Now evaluate it. For each design decision from task 1, say what it means for the business — not what it means technically. 'Single availability zone' is a fact; 'a zone failure stops month-end close and finance cannot pay suppliers' is a business impact.</w:t>
+        <w:t>Now evaluate it. For each design decision from task 1, say what it means for the business — not what it means technically. 'Single availability zone' is a fact; 'a zone failure stops enrolment processing and students cannot be enrolled before census' is a business impact.</w:t>
       </w:r>
     </w:p>
     <w:p>
@@ -2916,7 +2942,7 @@
             <w:color w:val="0563C1"/>
             <w:u w:val="single"/>
           </w:rPr>
-          <w:t>Accounting System Application Specification — who uses it, when, and how heavily</w:t>
+          <w:t>Enrolline Application Specification — who uses it, when, and how heavily</w:t>
         </w:r>
       </w:hyperlink>
     </w:p>
@@ -4512,7 +4538,7 @@
           <w:i w:val="0"/>
           <w:sz w:val="21"/>
         </w:rPr>
-        <w:t>Determine and assess what the options from task 4 actually give YAT, against the way this business runs. Ledgerline is used by finance staff during business hours and is idle the rest of the time — that shapes what an improvement is worth. Say what each option costs and what it buys.</w:t>
+        <w:t>Determine and assess what the options from task 4 actually give YAT, against the way this business runs. Enrolline is used by admissions, student services and faculty administration during business hours and is idle the rest of the time — and its load is concentrated into two intake windows a year. That shapes what an improvement is worth. Say what each option costs and what it buys.</w:t>
       </w:r>
     </w:p>
     <w:p>
@@ -4546,7 +4572,7 @@
             <w:color w:val="0563C1"/>
             <w:u w:val="single"/>
           </w:rPr>
-          <w:t>Accounting System Operational Costing — what this environment costs today</w:t>
+          <w:t>Enrolline Operational Costing — what this environment costs today</w:t>
         </w:r>
       </w:hyperlink>
     </w:p>
@@ -7887,7 +7913,7 @@
               <w:rPr>
                 <w:sz w:val="18"/>
               </w:rPr>
-              <w:t>Scalability at month-end</w:t>
+              <w:t>Scalability at intake</w:t>
             </w:r>
           </w:p>
         </w:tc>
@@ -8454,7 +8480,7 @@
             <w:color w:val="0563C1"/>
             <w:u w:val="single"/>
           </w:rPr>
-          <w:t>Accounting System Operational Costing — the current run cost, and the basis for your comparison</w:t>
+          <w:t>Enrolline Operational Costing — the current run cost, and the basis for your comparison</w:t>
         </w:r>
       </w:hyperlink>
     </w:p>
@@ -9164,7 +9190,7 @@
                 <w:color w:val="6B6660"/>
                 <w:sz w:val="19"/>
               </w:rPr>
-              <w:t>the improved Ledgerline architecture — both zones, every tier, and what is new</w:t>
+              <w:t>the improved Enrolline architecture — both zones, every tier, and what is new</w:t>
             </w:r>
           </w:p>
         </w:tc>
@@ -10414,7 +10440,7 @@
         <w:rPr>
           <w:color w:val="1F5A5C"/>
         </w:rPr>
-        <w:t>Where would object storage be the right answer, and why not here?</w:t>
+        <w:t>Enrolline uses object storage. The website depends on it. What is the difference?</w:t>
       </w:r>
     </w:p>
     <w:p>
@@ -10427,7 +10453,7 @@
           <w:i w:val="0"/>
           <w:sz w:val="21"/>
         </w:rPr>
-        <w:t>Ledgerline uses no object storage. Contrast it with a system that depends on object storage for static content — the YAT public website is the obvious example — and explain how you would provision that storage and serve content from it if this system needed it.</w:t>
+        <w:t>Enrolline holds scanned student attachments in an S3 document store, but its system of record is the relational database. The YAT public website uses object storage differently again — it serves public static content from it. Explain how object storage is provisioned and content served from it, and set out what actually differs between those two uses, including what that difference means for how each system's storage should be configured.</w:t>
       </w:r>
     </w:p>
     <w:tbl>
@@ -10488,7 +10514,7 @@
         <w:rPr>
           <w:color w:val="1F5A5C"/>
         </w:rPr>
-        <w:t>What did cloud adoption change for Ledgerline, and what would migrating further change?</w:t>
+        <w:t>What did cloud adoption change for Enrolline, and what would migrating further change?</w:t>
       </w:r>
     </w:p>
     <w:p>
@@ -10501,7 +10527,7 @@
           <w:i w:val="0"/>
           <w:sz w:val="21"/>
         </w:rPr>
-        <w:t>Ledgerline moved from a server under a desk to a managed cloud environment. Explain what that change actually gave YAT, what it did not, and what principles would apply if YAT migrated more of this system — for instance to a fully managed or serverless model.</w:t>
+        <w:t>Enrolline moved from a server under a desk to a managed cloud environment. Explain what that change actually gave YAT, what it did not, and what principles would apply if YAT migrated more of this system — for instance to a fully managed or serverless model.</w:t>
       </w:r>
     </w:p>
     <w:tbl>

--- a/S1-CL3-Cloud-Infrastructure-Improvement/assessments/AT1/AT1-Design-Student.docx
+++ b/S1-CL3-Cloud-Infrastructure-Improvement/assessments/AT1/AT1-Design-Student.docx
@@ -2241,7 +2241,28 @@
             <w:color w:val="0563C1"/>
             <w:u w:val="single"/>
           </w:rPr>
-          <w:t>Network Diagram — the environment drawn out, including the campus it connects back to</w:t>
+          <w:t>Enrolline Network Diagram — the environment you are improving, drawn out</w:t>
+        </w:r>
+      </w:hyperlink>
+    </w:p>
+    <w:p>
+      <w:pPr>
+        <w:spacing w:after="80"/>
+      </w:pPr>
+      <w:r>
+        <w:rPr>
+          <w:sz w:val="21"/>
+        </w:rPr>
+        <w:t xml:space="preserve">•  </w:t>
+      </w:r>
+      <w:hyperlink r:id="rId24">
+        <w:r>
+          <w:rPr>
+            <w:sz w:val="21"/>
+            <w:color w:val="0563C1"/>
+            <w:u w:val="single"/>
+          </w:rPr>
+          <w:t>Network Diagram — the wider YAT environment Enrolline sits in, including the campus it connects back to</w:t>
         </w:r>
       </w:hyperlink>
     </w:p>
@@ -2364,7 +2385,7 @@
         </w:rPr>
         <w:t xml:space="preserve">•  </w:t>
       </w:r>
-      <w:hyperlink r:id="rId24">
+      <w:hyperlink r:id="rId25">
         <w:r>
           <w:rPr>
             <w:sz w:val="19"/>
@@ -2386,7 +2407,7 @@
         </w:rPr>
         <w:t xml:space="preserve">•  </w:t>
       </w:r>
-      <w:hyperlink r:id="rId23">
+      <w:hyperlink r:id="rId24">
         <w:r>
           <w:rPr>
             <w:sz w:val="19"/>
@@ -3471,7 +3492,7 @@
         </w:rPr>
         <w:t xml:space="preserve">•  </w:t>
       </w:r>
-      <w:hyperlink r:id="rId25">
+      <w:hyperlink r:id="rId26">
         <w:r>
           <w:rPr>
             <w:sz w:val="19"/>
@@ -4016,7 +4037,7 @@
         </w:rPr>
         <w:t xml:space="preserve">•  </w:t>
       </w:r>
-      <w:hyperlink r:id="rId26">
+      <w:hyperlink r:id="rId27">
         <w:r>
           <w:rPr>
             <w:sz w:val="19"/>
@@ -7047,7 +7068,7 @@
         </w:rPr>
         <w:t xml:space="preserve">•  </w:t>
       </w:r>
-      <w:hyperlink r:id="rId27">
+      <w:hyperlink r:id="rId28">
         <w:r>
           <w:rPr>
             <w:sz w:val="19"/>
@@ -7069,7 +7090,7 @@
         </w:rPr>
         <w:t xml:space="preserve">•  </w:t>
       </w:r>
-      <w:hyperlink r:id="rId28">
+      <w:hyperlink r:id="rId29">
         <w:r>
           <w:rPr>
             <w:sz w:val="19"/>
